--- a/01 - Escuela Pass/docs/tdg/word/anexos/07_Manual_Tecnico_Escuela_Pass.docx
+++ b/01 - Escuela Pass/docs/tdg/word/anexos/07_Manual_Tecnico_Escuela_Pass.docx
@@ -1103,6 +1103,24 @@
     <w:p>
       <w:r>
         <w:t xml:space="preserve">Regeneración de diagramas exportados para anexos y TDG: python docs/tdg/export_mermaid_png.py (requiere Node.js y @mermaid-js/mermaid-cli vía npx).</w:t>
+      </w:r>
+    </w:p>
+    <w:p>
+      <w:r>
+        <w:br w:type="page"/>
+      </w:r>
+    </w:p>
+    <w:p>
+      <w:pPr>
+        <w:pStyle w:val="Heading1"/>
+      </w:pPr>
+      <w:r>
+        <w:t>Ampliación documental automatizada (inventario repositorio y producción)</w:t>
+      </w:r>
+    </w:p>
+    <w:p>
+      <w:r>
+        <w:t>Sincronizar variables, migraciones, Swagger, prefijo API, Railway y uploads con `docs/technical-setup.md` y runbook `docs/releases/runbook-railway-v1.3.md`. Este inventario lista módulos y rutas concretas para trazabilidad.</w:t>
       </w:r>
     </w:p>
     <ns0:sectPr xmlns:ns0="http://schemas.openxmlformats.org/wordprocessingml/2006/main" xmlns:ns1="http://schemas.openxmlformats.org/officeDocument/2006/relationships">
